--- a/manuscript/out/S2_PRISMA_2020_checklist.docx
+++ b/manuscript/out/S2_PRISMA_2020_checklist.docx
@@ -1005,7 +1005,7 @@
               <w:rPr>
                 <w:sz w:val="18"/>
               </w:rPr>
-              <w:t>Tables 1 to 3; Figures 1 to 3</w:t>
+              <w:t>Tables 1 to 4; Figures 1 to 3</w:t>
             </w:r>
           </w:p>
         </w:tc>
@@ -1173,7 +1173,7 @@
               <w:rPr>
                 <w:sz w:val="18"/>
               </w:rPr>
-              <w:t>Methods, Quantitative synthesis (adversarial checks, Note 9-12)</w:t>
+              <w:t>Methods, Quantitative synthesis (adversarial checks, Notes 9-12 and 9-14; sensitivity analyses, Note 9-22)</w:t>
             </w:r>
           </w:p>
         </w:tc>
@@ -1677,7 +1677,7 @@
               <w:rPr>
                 <w:sz w:val="18"/>
               </w:rPr>
-              <w:t>Results; Tables 1 to 3; Figures 2 and 3</w:t>
+              <w:t>Results; Tables 1 to 4; Figures 2 and 3</w:t>
             </w:r>
           </w:p>
         </w:tc>
@@ -1789,7 +1789,7 @@
               <w:rPr>
                 <w:sz w:val="18"/>
               </w:rPr>
-              <w:t>Results, Documentation practices (paragraph 2); Reproduction outcomes (paragraph 1)</w:t>
+              <w:t>Results, Documentation practices (paragraphs 2 and 3); Table 4; Reproduction outcomes (paragraph 1)</w:t>
             </w:r>
           </w:p>
         </w:tc>
@@ -2293,7 +2293,7 @@
               <w:rPr>
                 <w:sz w:val="18"/>
               </w:rPr>
-              <w:t>Methods, Protocol and reporting; every amendment is a dated note in the protocol (Notes 9-1 to 9-21)</w:t>
+              <w:t>Methods, Protocol and reporting; every amendment is a dated note in the protocol (Notes 9-1 to 9-22)</w:t>
             </w:r>
           </w:p>
         </w:tc>

--- a/manuscript/out/S2_PRISMA_2020_checklist.docx
+++ b/manuscript/out/S2_PRISMA_2020_checklist.docx
@@ -1005,7 +1005,7 @@
               <w:rPr>
                 <w:sz w:val="18"/>
               </w:rPr>
-              <w:t>Tables 1 to 4; Figures 1 to 3</w:t>
+              <w:t>Tables 1 to 4 and A1; Figures 1 to 4</w:t>
             </w:r>
           </w:p>
         </w:tc>
@@ -1229,7 +1229,7 @@
               <w:rPr>
                 <w:sz w:val="18"/>
               </w:rPr>
-              <w:t>Not applicable as a reporting-bias assessment; missing full texts are counted per group and venue-year (Supplementary Table S1)</w:t>
+              <w:t>Not applicable as a reporting-bias assessment; missing full texts are counted per group and venue-year (Table A1)</w:t>
             </w:r>
           </w:p>
         </w:tc>
@@ -1341,7 +1341,7 @@
               <w:rPr>
                 <w:sz w:val="18"/>
               </w:rPr>
-              <w:t>Results, Study selection; Figure 1; Supplementary Table S1</w:t>
+              <w:t>Results, Study selection; Figure 2; Table A1</w:t>
             </w:r>
           </w:p>
         </w:tc>
@@ -1677,7 +1677,7 @@
               <w:rPr>
                 <w:sz w:val="18"/>
               </w:rPr>
-              <w:t>Results; Tables 1 to 4; Figures 2 and 3</w:t>
+              <w:t>Results; Tables 1 to 4; Figures 1, 3 and 4</w:t>
             </w:r>
           </w:p>
         </w:tc>
@@ -2125,7 +2125,7 @@
               <w:rPr>
                 <w:sz w:val="18"/>
               </w:rPr>
-              <w:t>Discussion, Implications</w:t>
+              <w:t>Discussion, Implications; Recommendations</w:t>
             </w:r>
           </w:p>
         </w:tc>
@@ -2293,7 +2293,7 @@
               <w:rPr>
                 <w:sz w:val="18"/>
               </w:rPr>
-              <w:t>Methods, Protocol and reporting; every amendment is a dated note in the protocol (Notes 9-1 to 9-22)</w:t>
+              <w:t>Appendix A; every amendment is a dated note in the protocol (Notes 9-1 to 9-22)</w:t>
             </w:r>
           </w:p>
         </w:tc>
